--- a/rapports/16_02_2026/MAMADOU_DIOP/coh_EQ33_sup_102201030091.docx
+++ b/rapports/16_02_2026/MAMADOU_DIOP/coh_EQ33_sup_102201030091.docx
@@ -25,7 +25,7 @@
         <w:br/>
         <w:t>Grappe: 102201030091</w:t>
         <w:br/>
-        <w:t>Date: 16/02/2026 a 12:41</w:t>
+        <w:t>Date: 16/02/2026 a 12:58</w:t>
       </w:r>
     </w:p>
     <w:p/>

--- a/rapports/16_02_2026/MAMADOU_DIOP/coh_EQ33_sup_102201030091.docx
+++ b/rapports/16_02_2026/MAMADOU_DIOP/coh_EQ33_sup_102201030091.docx
@@ -25,7 +25,7 @@
         <w:br/>
         <w:t>Grappe: 102201030091</w:t>
         <w:br/>
-        <w:t>Date: 16/02/2026 a 12:58</w:t>
+        <w:t>Date: 16/02/2026 a 13:05</w:t>
       </w:r>
     </w:p>
     <w:p/>
@@ -295,6 +295,38 @@
           </w:tcPr>
           <w:p>
             <w:r>
+              <w:t>Section1</w:t>
+            </w:r>
+          </w:p>
+        </w:tc>
+        <w:tc>
+          <w:tcPr>
+            <w:tcW w:type="dxa" w:w="3324"/>
+          </w:tcPr>
+          <w:p>
+            <w:r>
+              <w:t>Caracteristiques des membres</w:t>
+            </w:r>
+          </w:p>
+        </w:tc>
+        <w:tc>
+          <w:tcPr>
+            <w:tcW w:type="dxa" w:w="3324"/>
+          </w:tcPr>
+          <w:p>
+            <w:r>
+              <w:t>11</w:t>
+            </w:r>
+          </w:p>
+        </w:tc>
+      </w:tr>
+      <w:tr>
+        <w:tc>
+          <w:tcPr>
+            <w:tcW w:type="dxa" w:w="3324"/>
+          </w:tcPr>
+          <w:p>
+            <w:r>
               <w:t>Section0</w:t>
             </w:r>
           </w:p>
@@ -316,38 +348,6 @@
           <w:p>
             <w:r>
               <w:t>10</w:t>
-            </w:r>
-          </w:p>
-        </w:tc>
-      </w:tr>
-      <w:tr>
-        <w:tc>
-          <w:tcPr>
-            <w:tcW w:type="dxa" w:w="3324"/>
-          </w:tcPr>
-          <w:p>
-            <w:r>
-              <w:t>Section1</w:t>
-            </w:r>
-          </w:p>
-        </w:tc>
-        <w:tc>
-          <w:tcPr>
-            <w:tcW w:type="dxa" w:w="3324"/>
-          </w:tcPr>
-          <w:p>
-            <w:r>
-              <w:t>Caracteristiques des membres</w:t>
-            </w:r>
-          </w:p>
-        </w:tc>
-        <w:tc>
-          <w:tcPr>
-            <w:tcW w:type="dxa" w:w="3324"/>
-          </w:tcPr>
-          <w:p>
-            <w:r>
-              <w:t>9</w:t>
             </w:r>
           </w:p>
         </w:tc>
@@ -871,6 +871,14 @@
         <w:rPr>
           <w:sz w:val="20"/>
         </w:rPr>
+        <w:t xml:space="preserve">- Attention ! Le montant (4000 Fcfa) dépensé ou reçu en cadeau pour les recharges internet ou de forfaits de données mobiles(hors appels vocaux), aucours des 30 derniers jours de  BOUBACAR  BARRY est relativement élevé par rapport aux autres montants depansés observés dans cette zone. Prière de corriger ou de confirmer avec le QG. </w:t>
+        <w:br/>
+        <w:t xml:space="preserve">- Attention ! Le montant (4000 Fcfa) dépensé ou reçu en cadeau pour les recharges internet ou de forfaits de données mobiles(hors appels vocaux), aucours des 30 derniers jours de  HABIBATOU BARRY est relativement élevé par rapport aux autres montants depansés observés dans cette zone. Prière de corriger ou de confirmer avec le QG. </w:t>
+        <w:br/>
+        <w:t xml:space="preserve">- Attention ! Le montant (4000 Fcfa) dépensé ou reçu en cadeau pour les recharges internet ou de forfaits de données mobiles(hors appels vocaux), aucours des 30 derniers jours de  HAWA SOW est relativement élevé par rapport aux autres montants depansés observés dans cette zone. Prière de corriger ou de confirmer avec le QG. </w:t>
+        <w:br/>
+        <w:t xml:space="preserve">- Attention ! Le montant (4000 Fcfa) dépensé ou reçu en cadeau pour les recharges internet ou de forfaits de données mobiles(hors appels vocaux), aucours des 30 derniers jours de  KADIATOU DIALLO est relativement élevé par rapport aux autres montants depansés observés dans cette zone. Prière de corriger ou de confirmer avec le QG. </w:t>
+        <w:br/>
         <w:t>- Attention ! Le montant (8000 Fcfa) dépensé ou reçu en cadeau pour les recharges internet ou de forfaits de données mobiles(hors appels vocaux), aucours des 30 derniers jours de  AMINATOU BARRY est relativement élevé par rapport aux autres montants depansés observés dans cette zone. Prière de corriger ou de confirmer avec le QG.</w:t>
       </w:r>
     </w:p>
@@ -977,7 +985,7 @@
         <w:rPr>
           <w:sz w:val="20"/>
         </w:rPr>
-        <w:t>- Attention ! Le prix unitaire d'achat (900 Fcfa) de Huile d'arachide raffinée en Litre (taille unique) est relativement faible par rapport aux autres prix observés dans cette zone. Prière de corriger ou de confirmer avec le QG. Avertissement!!! Le ménage a consommé 12 Pièce Petit de Carpe séchée, cette quantité semble anormale pour une consommation des 7 derniers jours.Prière de corriger ou de confirmer avec le QG. Avertissement!!! Le ménage a consommé 8 Cuillère Moyen de Pâte d'arachide, cette quantité semble anormale pour une consommation des 7 derniers jours. Etes vous sur d'avoir selectionner la bonne unitée ? prière de verifier et corriger. Incohérence!! Dans ce ménage, chaque individus consomme par jour 20.67129 Kg  de cereale; Prière de revoir les quantités prises de ces produits.</w:t>
+        <w:t>- Attention ! Le prix unitaire d'achat (900 Fcfa) de Huile d'arachide raffinée en Litre (taille unique) est relativement faible par rapport aux autres prix observés dans cette zone. Prière de corriger ou de confirmer avec le QG. Avertissement!!! Le ménage a consommé 12 Pièce Petit de Carpe séchée, cette quantité semble anormale pour une consommation des 7 derniers jours.Prière de corriger ou de confirmer avec le QG. Avertissement!!! Le ménage a consommé 8 Cuillère Moyen de Pâte d'arachide, cette quantité semble anormale pour une consommation des 7 derniers jours. Etes vous sur d'avoir selectionner la bonne unitée ? prière de verifier et corriger. Incohérence!! Dans ce ménage, chaque individus consomme par jour 38.81943 Kg  de cereale; Prière de revoir les quantités prises de ces produits.</w:t>
       </w:r>
     </w:p>
     <w:p>
@@ -1399,6 +1407,10 @@
         <w:rPr>
           <w:sz w:val="20"/>
         </w:rPr>
+        <w:t xml:space="preserve">- Attention ! Le montant (4000 Fcfa) dépensé ou reçu en cadeau pour les recharges internet ou de forfaits de données mobiles(hors appels vocaux), aucours des 30 derniers jours de  DIAMY BARRY est relativement élevé par rapport aux autres montants depansés observés dans cette zone. Prière de corriger ou de confirmer avec le QG. </w:t>
+        <w:br/>
+        <w:t xml:space="preserve">- Attention ! Le montant (4000 Fcfa) dépensé ou reçu en cadeau pour les recharges internet ou de forfaits de données mobiles(hors appels vocaux), aucours des 30 derniers jours de  KHADIATOU BARRY 1 est relativement élevé par rapport aux autres montants depansés observés dans cette zone. Prière de corriger ou de confirmer avec le QG. </w:t>
+        <w:br/>
         <w:t xml:space="preserve">- Attention ! Le montant (8000 Fcfa) dépensé ou reçu en cadeau pour les recharges internet ou de forfaits de données mobiles(hors appels vocaux), aucours des 30 derniers jours de  OUMOU DIALLO est relativement élevé par rapport aux autres montants depansés observés dans cette zone. Prière de corriger ou de confirmer avec le QG. </w:t>
         <w:br/>
         <w:t>- Attention ! Le montant (8000 Fcfa) dépensé ou reçu en cadeau pour les recharges internet ou de forfaits de données mobiles(hors appels vocaux), aucours des 30 derniers jours de  OUSSEYNATOU DIALLO est relativement élevé par rapport aux autres montants depansés observés dans cette zone. Prière de corriger ou de confirmer avec le QG.</w:t>
@@ -1488,7 +1500,7 @@
         <w:rPr>
           <w:sz w:val="20"/>
         </w:rPr>
-        <w:t>- Attention ! Le prix unitaire d'achat (142.8571 Fcfa) de Huile de palme raffinée en Litre (taille unique) est relativement faible par rapport aux autres prix observés dans cette zone. Prière de corriger ou de confirmer avec le QG. Avertissement!! le prix unitaire (100 Fcfa) de Thé en sachet (unité: Sachets) de taille Petit est très faible ou élevé. Prière de corriger ou de confirmer avec le QG. Avertissement!!! Le ménage a consommé 6 Cuillère Moyen de Pâte d'arachide, cette quantité semble anormale pour une consommation des 7 derniers jours. Etes vous sur d'avoir selectionner la bonne unitée ? prière de verifier et corriger. Incohérence!! Dans ce ménage, chaque individus consomme par jour 27.243 Kg  de cereale; Prière de revoir les quantités prises de ces produits.</w:t>
+        <w:t>- Attention ! Le prix unitaire d'achat (142.8571 Fcfa) de Huile de palme raffinée en Litre (taille unique) est relativement faible par rapport aux autres prix observés dans cette zone. Prière de corriger ou de confirmer avec le QG. Attention ! Le prix unitaire d'achat (166.6667 Fcfa) de Capitaine frais en Pièce (Moyen) est relativement élevé par rapport aux autres prix observés dans cette zone. Prière de corriger ou de confirmer avec le QG. Avertissement!! le prix unitaire (100 Fcfa) de Thé en sachet (unité: Sachets) de taille Petit est très faible ou élevé. Prière de corriger ou de confirmer avec le QG. Avertissement!!! Le ménage a consommé 6 Cuillère Moyen de Pâte d'arachide, cette quantité semble anormale pour une consommation des 7 derniers jours. Etes vous sur d'avoir selectionner la bonne unitée ? prière de verifier et corriger. Incohérence!! Dans ce ménage, chaque individus consomme par jour 43.97514 Kg  de cereale; Prière de revoir les quantités prises de ces produits. Attention ! Soupçons de quantité anormale! Le ménage de OUMOU DIALLO avec une taille de 10 personnes a consommé 27.5 Kg en taille unique de Riz importé parfumé qui est relativement élevé comme consommation par rapport à la condition de vie des autres ménages de même taille dans cette zone. Prière de corriger ou de confirmer avec le QG.</w:t>
       </w:r>
     </w:p>
     <w:p>
@@ -1952,7 +1964,11 @@
         <w:rPr>
           <w:sz w:val="20"/>
         </w:rPr>
-        <w:t>- Incoherence! La mère de MOHAMADOU ABDOULAYE BARRY est trop jeune ou vielle pour avoir MOHAMADOU ABDOULAYE BARRY selon l'écart (12) d'âge entre lui et sa mère, prière de revoir l'âge de MOHAMADOU ABDOULAYE BARRY ou de sa mère. Dans le cas contraire rassurez vous que c'est bien son fils/fille biologique.</w:t>
+        <w:t xml:space="preserve">- Attention ! Le montant (4000 Fcfa) dépensé ou reçu en cadeau pour les recharges internet ou de forfaits de données mobiles(hors appels vocaux), aucours des 30 derniers jours de  MOHAMADOU SIRADIO BARRY est relativement élevé par rapport aux autres montants depansés observés dans cette zone. Prière de corriger ou de confirmer avec le QG. </w:t>
+        <w:br/>
+        <w:t xml:space="preserve">- Attention ! Le montant (4000 Fcfa) dépensé ou reçu en cadeau pour les recharges internet ou de forfaits de données mobiles(hors appels vocaux), aucours des 30 derniers jours de  OURY BELLA BARRY est relativement élevé par rapport aux autres montants depansés observés dans cette zone. Prière de corriger ou de confirmer avec le QG. </w:t>
+        <w:br/>
+        <w:t>- Incoherence! La mère de MOHAMADOU ABDOULAYE BARRY est trop jeune ou vielle pour avoir MOHAMADOU ABDOULAYE BARRY selon l'écart (12) d'âge entre lui et sa mère, prière de revoir l'âge de MOHAMADOU ABDOULAYE BARRY ou de sa mère. Dans le cas contraire rassurez vous que c'est bien son fils/fille biologique. Attention ! Le montant (4000 Fcfa) dépensé ou reçu en cadeau pour les recharges internet ou de forfaits de données mobiles(hors appels vocaux), aucours des 30 derniers jours de  MOHAMADOU ABDOULAYE BARRY est relativement élevé par rapport aux autres montants depansés observés dans cette zone. Prière de corriger ou de confirmer avec le QG.</w:t>
       </w:r>
     </w:p>
     <w:p>
@@ -1973,7 +1989,7 @@
         <w:rPr>
           <w:sz w:val="20"/>
         </w:rPr>
-        <w:t xml:space="preserve">- Peu probable! ABDOUL MALICK BARRY  n'arrive pas  à comprendre un petit texte lu dans une langue locale (s02q03). Veuillez corriger ou donner des explications au QG. </w:t>
+        <w:t xml:space="preserve">- Peu probable! ABDOUL MALICK BARRY  n'arrive pas  à comprendre un petit texte lu dans une langue locale (s02q03). Veuillez corriger ou donner des explications au QG. Attention ! Le frais de scolarité (6000 Fcfa) de ABDOUL MALICK BARRY en 6ème année de Primaire est relativement élevé par rapport aux autres frais de scolarités observés dans cette zone. Prière de corriger ou de confirmer avec le QG. Attention ! Le frais de scolarité (6000 Fcfa) de ABDOUL MALICK BARRY en 6ème année de Primaire est relativement élevé par rapport aux autres frais de scolarités observés dans cette zone. Prière de corriger ou de confirmer avec le QG. </w:t>
         <w:br/>
         <w:t xml:space="preserve">- Peu probable! BOUBACAR BARRY  n'arrive pas  à comprendre un petit texte lu dans une langue locale (s02q03). Veuillez corriger ou donner des explications au QG. Peu probable! BOUBACAR BARRY  ne sait ni lire, ni écrire, ni comprendre dans aucune des langues  (s02q01,s02q02,s02q03). Veuillez corriger ou donner des explications au QG. </w:t>
         <w:br/>
@@ -2027,7 +2043,7 @@
         <w:rPr>
           <w:sz w:val="20"/>
         </w:rPr>
-        <w:t>- Avertissement!! le prix unitaire (100 Fcfa) de Thé en sachet (unité: Sachets) de taille Petit est très faible ou élevé. Prière de corriger ou de confirmer avec le QG. Avertissement!!! Le ménage a consommé 12 Pièce Moyen de Capitaine frais, cette quantité semble anormale pour une consommation des 7 derniers jours.Prière de corriger ou de confirmer avec le QG. Avertissement!!! Le ménage a consommé 8 Pièce Petit de Carpe séchée, cette quantité semble anormale pour une consommation des 7 derniers jours.Prière de corriger ou de confirmer avec le QG. Attention ! Le prix unitaire d'achat (62.5 Fcfa) de Carpe séchée en Pièce (Petit) est relativement faible par rapport aux autres prix observés dans cette zone. Prière de corriger ou de confirmer avec le QG. Incohérence!! Dans ce ménage, chaque individus consomme par jour 28.28125 Kg  de cereale; Prière de revoir les quantités prises de ces produits. Attention ! Soupçons de quantité anormale! Le ménage de MOHAMADOU SIRADIO BARRY avec une taille de 8 personnes a consommé 28 Kg en taille unique de Riz importé parfumé qui est relativement élevé comme consommation par rapport à la condition de vie des autres ménages de même taille dans cette zone. Prière de corriger ou de confirmer avec le QG.</w:t>
+        <w:t>- Attention ! Le prix unitaire d'achat (200 Fcfa) de Arachides pilées en Sachets (Petit) est relativement élevé par rapport aux autres prix observés dans cette zone. Prière de corriger ou de confirmer avec le QG. Attention ! Le prix unitaire d'achat (50 Fcfa) de Noix de cola en Pièce (Petit) est relativement faible par rapport aux autres prix observés dans cette zone. Prière de corriger ou de confirmer avec le QG. Avertissement!! le prix unitaire (100 Fcfa) de Thé en sachet (unité: Sachets) de taille Petit est très faible ou élevé. Prière de corriger ou de confirmer avec le QG. Avertissement!!! Le ménage a consommé 12 Pièce Moyen de Capitaine frais, cette quantité semble anormale pour une consommation des 7 derniers jours.Prière de corriger ou de confirmer avec le QG. Avertissement!!! Le ménage a consommé 8 Pièce Petit de Carpe séchée, cette quantité semble anormale pour une consommation des 7 derniers jours.Prière de corriger ou de confirmer avec le QG. Attention ! Le prix unitaire d'achat (62.5 Fcfa) de Carpe séchée en Pièce (Petit) est relativement faible par rapport aux autres prix observés dans cette zone. Prière de corriger ou de confirmer avec le QG. Incohérence!! Dans ce ménage, chaque individus consomme par jour 47.86161 Kg  de cereale; Prière de revoir les quantités prises de ces produits. Attention ! Soupçons de quantité anormale! Le ménage de MOHAMADOU SIRADIO BARRY avec une taille de 8 personnes a consommé 28 Kg en taille unique de Riz importé parfumé qui est relativement élevé comme consommation par rapport à la condition de vie des autres ménages de même taille dans cette zone. Prière de corriger ou de confirmer avec le QG.</w:t>
       </w:r>
     </w:p>
     <w:p>
@@ -2560,7 +2576,7 @@
         <w:rPr>
           <w:sz w:val="20"/>
         </w:rPr>
-        <w:t>- Avertissement!! le prix unitaire (100 Fcfa) de Thé en sachet (unité: Sachets) de taille Petit est très faible ou élevé. Prière de corriger ou de confirmer avec le QG. Avertissement!!! Le ménage a consommé 13 Pièce Moyen de Capitaine frais, cette quantité semble anormale pour une consommation des 7 derniers jours.Prière de corriger ou de confirmer avec le QG. Avertissement!!! Le ménage a consommé 6 Cuillère Moyen de Pâte d'arachide, cette quantité semble anormale pour une consommation des 7 derniers jours. Etes vous sur d'avoir selectionner la bonne unitée ? prière de verifier et corriger. Incohérence!! Dans ce ménage, chaque individus consomme par jour 24.96127 Kg  de cereale; Prière de revoir les quantités prises de ces produits.</w:t>
+        <w:t>- Attention ! Soupçons de quantité anormale! Le ménage de MOHAMADOU SIRADJI BA avec une taille de 9 personnes a consommé 26 Tas en Moyen de Gombo frais qui est relativement élevé comme consommation par rapport à la condition de vie des autres ménages de même taille dans cette zone. Prière de corriger ou de confirmer avec le QG. Avertissement!! le prix unitaire (100 Fcfa) de Thé en sachet (unité: Sachets) de taille Petit est très faible ou élevé. Prière de corriger ou de confirmer avec le QG. Avertissement!!! Le ménage a consommé 13 Pièce Moyen de Capitaine frais, cette quantité semble anormale pour une consommation des 7 derniers jours.Prière de corriger ou de confirmer avec le QG. Avertissement!!! Le ménage a consommé 6 Cuillère Moyen de Pâte d'arachide, cette quantité semble anormale pour une consommation des 7 derniers jours. Etes vous sur d'avoir selectionner la bonne unitée ? prière de verifier et corriger. Incohérence!! Dans ce ménage, chaque individus consomme par jour 44.12571 Kg  de cereale; Prière de revoir les quantités prises de ces produits.</w:t>
       </w:r>
     </w:p>
     <w:p>
@@ -3126,7 +3142,7 @@
         <w:rPr>
           <w:sz w:val="20"/>
         </w:rPr>
-        <w:t>- Avertissement!! le prix unitaire (100 Fcfa) de Thé en sachet (unité: Sachets) de taille Petit est très faible ou élevé. Prière de corriger ou de confirmer avec le QG. Avertissement!!! Le ménage a consommé 3 Cuillère Moyen de Pâte d'arachide, cette quantité semble anormale pour une consommation des 7 derniers jours. Etes vous sur d'avoir selectionner la bonne unitée ? prière de verifier et corriger. Incohérence!! Dans ce ménage, chaque individus consomme par jour 37.88476 Kg  de cereale; Prière de revoir les quantités prises de ces produits.</w:t>
+        <w:t>- Avertissement!! le prix unitaire (100 Fcfa) de Thé en sachet (unité: Sachets) de taille Petit est très faible ou élevé. Prière de corriger ou de confirmer avec le QG. Avertissement!!! Le ménage a consommé 3 Cuillère Moyen de Pâte d'arachide, cette quantité semble anormale pour une consommation des 7 derniers jours. Etes vous sur d'avoir selectionner la bonne unitée ? prière de verifier et corriger. Incohérence!! Dans ce ménage, chaque individus consomme par jour 71.82214 Kg  de cereale; Prière de revoir les quantités prises de ces produits.</w:t>
       </w:r>
     </w:p>
     <w:p>
@@ -3535,6 +3551,27 @@
           <w:color w:val="4672C4"/>
           <w:sz w:val="22"/>
         </w:rPr>
+        <w:t>&gt;&gt; Section1 - Caracteristiques des membres</w:t>
+      </w:r>
+    </w:p>
+    <w:p>
+      <w:pPr>
+        <w:ind w:left="283"/>
+      </w:pPr>
+      <w:r>
+        <w:rPr>
+          <w:sz w:val="20"/>
+        </w:rPr>
+        <w:t>- Attention ! Le montant (4000 Fcfa) dépensé ou reçu en cadeau pour les recharges internet ou de forfaits de données mobiles(hors appels vocaux), aucours des 30 derniers jours de  AMADOU KANTE est relativement élevé par rapport aux autres montants depansés observés dans cette zone. Prière de corriger ou de confirmer avec le QG.</w:t>
+      </w:r>
+    </w:p>
+    <w:p>
+      <w:r>
+        <w:rPr>
+          <w:b/>
+          <w:color w:val="4672C4"/>
+          <w:sz w:val="22"/>
+        </w:rPr>
         <w:t>&gt;&gt; Section2 - Education</w:t>
       </w:r>
     </w:p>
@@ -3594,7 +3631,7 @@
         <w:rPr>
           <w:sz w:val="20"/>
         </w:rPr>
-        <w:t>- Attention ! Le prix unitaire d'achat (1000 Fcfa) de Capitaine frais en Kg (taille unique) est relativement élevé par rapport aux autres prix observés dans cette zone. Prière de corriger ou de confirmer avec le QG. Attention ! Le prix unitaire d'achat (3500 Fcfa) de Viande de bœuf: filet, faux-filet en Kg (taille unique) est relativement élevé par rapport aux autres prix observés dans cette zone. Prière de corriger ou de confirmer avec le QG. Avertissement!! La quantité (5 litre) du produit Huile d'arachide (Segal) Artisanale consommée  par le ménage semble très élevé, prière de corriger ou confirmer avec le QG. Avertissement!! le prix unitaire (100 Fcfa) de Thé en sachet (unité: Sachets) de taille Petit est très faible ou élevé. Prière de corriger ou de confirmer avec le QG. Avertissement!!! Le ménage a consommé 40 Sachets Petit de Soumbala (moutarde africaine), cette quantité semble anormale pour une consommation des 7 derniers jours.Prière de corriger ou de confirmer avec le QG. Attention ! Soupçons de quantité anormale! Le ménage de AMADOU KANTE avec une taille de 8 personnes a consommé 40 Sachets en Petit de Soumbala (moutarde africaine) qui est relativement élevé comme consommation par rapport à la condition de vie des autres ménages de même taille dans cette zone. Prière de corriger ou de confirmer avec le QG. Incohérence!! Dans ce ménage, chaque individus consomme par jour 30.33429 Kg  de cereale; Prière de revoir les quantités prises de ces produits.</w:t>
+        <w:t>- Attention ! Le prix unitaire d'achat (1000 Fcfa) de Capitaine frais en Kg (taille unique) est relativement élevé par rapport aux autres prix observés dans cette zone. Prière de corriger ou de confirmer avec le QG. Avertissement!! La quantité (5 litre) du produit Huile d'arachide (Segal) Artisanale consommée  par le ménage semble très élevé, prière de corriger ou confirmer avec le QG. Avertissement!! le prix unitaire (100 Fcfa) de Thé en sachet (unité: Sachets) de taille Petit est très faible ou élevé. Prière de corriger ou de confirmer avec le QG. Avertissement!!! Le ménage a consommé 40 Sachets Petit de Soumbala (moutarde africaine), cette quantité semble anormale pour une consommation des 7 derniers jours.Prière de corriger ou de confirmer avec le QG. Attention ! Soupçons de quantité anormale! Le ménage de AMADOU KANTE avec une taille de 8 personnes a consommé 40 Sachets en Petit de Soumbala (moutarde africaine) qui est relativement élevé comme consommation par rapport à la condition de vie des autres ménages de même taille dans cette zone. Prière de corriger ou de confirmer avec le QG. Incohérence!! Dans ce ménage, chaque individus consomme par jour 49.1975 Kg  de cereale; Prière de revoir les quantités prises de ces produits.</w:t>
       </w:r>
     </w:p>
     <w:p>
@@ -3659,7 +3696,7 @@
         </w:rPr>
         <w:t xml:space="preserve">- Attention ! Lit a été revendu à 180000 Fcfa qui est relativement élevé par rapport aux autres prix de revente observés dans cette zone. Prière de corriger ou de confirmer avec le QG. </w:t>
         <w:br/>
-        <w:t>- Attention ! Matelas simple a été revendu à 100000 Fcfa qui est relativement élevé par rapport aux autres prix de revente observés dans cette zone. Prière de corriger ou de confirmer avec le QG.</w:t>
+        <w:t>- Attention ! Matelas simple a été achété à 100000 Fcfa est relativement élevé par rapport aux autres prix d'achat observés dans cette zone. Prière de corriger ou de confirmer avec le QG. Attention ! Matelas simple a été revendu à 100000 Fcfa qui est relativement élevé par rapport aux autres prix de revente observés dans cette zone. Prière de corriger ou de confirmer avec le QG.</w:t>
       </w:r>
     </w:p>
     <w:p>
@@ -3743,7 +3780,7 @@
         <w:rPr>
           <w:sz w:val="20"/>
         </w:rPr>
-        <w:t>- Attention ! Hache/pioche a été revendu à 5000 Fcfa qui est relativement élevé par rapport aux autres prix de revente observés dans cette zone. Prière de corriger ou de confirmer avec le QG.</w:t>
+        <w:t>- Attention ! Faucheuse a été achété à 750 Fcfa est relativement faible par rapport aux autres prix d'achat observés dans cette zone. Prière de corriger ou de confirmer avec le QG.</w:t>
       </w:r>
     </w:p>
     <w:p>
@@ -4186,7 +4223,7 @@
         <w:rPr>
           <w:sz w:val="20"/>
         </w:rPr>
-        <w:t>- Avertissement!! le prix unitaire (100 Fcfa) de Thé en sachet (unité: Sachets) de taille Petit est très faible ou élevé. Prière de corriger ou de confirmer avec le QG. Avertissement!!! Le ménage a consommé 4 Cuillère Moyen de Pâte d'arachide, cette quantité semble anormale pour une consommation des 7 derniers jours. Etes vous sur d'avoir selectionner la bonne unitée ? prière de verifier et corriger. Avertissement!!!Le ménage a consommé 75 Litre de taille unique de Huile d'arachide raffinée  ce qui semble incoherent pour une consommation aucours des 7 derniers jours, prière de verifier et corriger. Avertissement!! La quantité (75 litre) du produit Huile d'arachide raffinée consommée  par le ménage semble très élevé, prière de corriger ou confirmer avec le QG. Incohérence!! Dans ce ménage, chaque individus consomme par jour 66.18285 Kg  de cereale; Prière de revoir les quantités prises de ces produits.</w:t>
+        <w:t>- Attention ! Le prix unitaire d'achat (100 Fcfa) de Café en poudre soluble en Sachets industriel (Petit) est relativement élevé par rapport aux autres prix observés dans cette zone. Prière de corriger ou de confirmer avec le QG. Attention ! Le prix unitaire d'achat (1000 Fcfa) de Sel en Kg (taille unique) est relativement élevé par rapport aux autres prix observés dans cette zone. Prière de corriger ou de confirmer avec le QG. Attention ! Le prix unitaire d'achat (200 Fcfa) de Capitaine frais en Pièce (Moyen) est relativement élevé par rapport aux autres prix observés dans cette zone. Prière de corriger ou de confirmer avec le QG. Avertissement!! le prix unitaire (100 Fcfa) de Thé en sachet (unité: Sachets) de taille Petit est très faible ou élevé. Prière de corriger ou de confirmer avec le QG. Avertissement!!! Le ménage a consommé 4 Cuillère Moyen de Pâte d'arachide, cette quantité semble anormale pour une consommation des 7 derniers jours. Etes vous sur d'avoir selectionner la bonne unitée ? prière de verifier et corriger. Avertissement!!!Le ménage a consommé 75 Litre de taille unique de Huile d'arachide raffinée  ce qui semble incoherent pour une consommation aucours des 7 derniers jours, prière de verifier et corriger. Avertissement!! La quantité (75 litre) du produit Huile d'arachide raffinée consommée  par le ménage semble très élevé, prière de corriger ou confirmer avec le QG. Incohérence!! Dans ce ménage, chaque individus consomme par jour 114.4954 Kg  de cereale; Prière de revoir les quantités prises de ces produits.</w:t>
       </w:r>
     </w:p>
     <w:p>
@@ -4341,7 +4378,7 @@
         </w:rPr>
         <w:t xml:space="preserve">- Attention ! Charrue a été revendu à 100000 Fcfa qui est relativement élevé par rapport aux autres prix de revente observés dans cette zone. Prière de corriger ou de confirmer avec le QG. </w:t>
         <w:br/>
-        <w:t>- Attention ! Hache/pioche a été revendu à 5000 Fcfa qui est relativement élevé par rapport aux autres prix de revente observés dans cette zone. Prière de corriger ou de confirmer avec le QG.</w:t>
+        <w:t>- Attention ! Faucheuse a été achété à 1500 Fcfa est relativement élevé par rapport aux autres prix d'achat observés dans cette zone. Prière de corriger ou de confirmer avec le QG. Attention ! Faucheuse a été revendu à 1500 Fcfa qui est relativement élevé par rapport aux autres prix de revente observés dans cette zone. Prière de corriger ou de confirmer avec le QG.</w:t>
       </w:r>
     </w:p>
     <w:p>
@@ -4721,7 +4758,7 @@
         </w:rPr>
         <w:t xml:space="preserve">- Peu probable! ASSETTE MBALLO  n'arrive pas  à comprendre un petit texte lu dans une langue locale (s02q03). Veuillez corriger ou donner des explications au QG. Peu probable! ASSETTE MBALLO  ne sait ni lire, ni écrire, ni comprendre dans aucune des langues  (s02q01,s02q02,s02q03). Veuillez corriger ou donner des explications au QG. </w:t>
         <w:br/>
-        <w:t xml:space="preserve">- Peu probable! FATOUMATOU Mballo  n'arrive pas  à comprendre un petit texte lu dans une langue locale (s02q03). Veuillez corriger ou donner des explications au QG. </w:t>
+        <w:t xml:space="preserve">- Peu probable! FATOUMATOU Mballo  n'arrive pas  à comprendre un petit texte lu dans une langue locale (s02q03). Veuillez corriger ou donner des explications au QG. Attention ! Le frais de scolarité (6000 Fcfa) de FATOUMATOU Mballo en 6ème année de Primaire est relativement élevé par rapport aux autres frais de scolarités observés dans cette zone. Prière de corriger ou de confirmer avec le QG. </w:t>
         <w:br/>
         <w:t xml:space="preserve">- Peu probable! HADJIRATOU MBALLO  n'arrive pas  à comprendre un petit texte lu dans une langue locale (s02q03). Veuillez corriger ou donner des explications au QG. Le montant des frais de cantines ou de restauration pour l'année scolaire de HADJIRATOU MBALLO est faible ou élevé. veuillez, s'il vous plait, confirmer ces informations avec le QG ou apporter les corrections nécessaires. Attention ! Le frais de scolarité (6000 Fcfa) de HADJIRATOU MBALLO en 1ére année de Primaire est relativement élevé par rapport aux autres frais de scolarités observés dans cette zone. Prière de corriger ou de confirmer avec le QG. </w:t>
         <w:br/>
@@ -4739,9 +4776,9 @@
         <w:br/>
         <w:t xml:space="preserve">- Peu probable! MAMADOU HADY MBALLO  n'arrive pas  à comprendre un petit texte lu dans une langue locale (s02q03). Veuillez corriger ou donner des explications au QG. Le montant des frais de cantines ou de restauration pour l'année scolaire de MAMADOU HADY MBALLO est faible ou élevé. veuillez, s'il vous plait, confirmer ces informations avec le QG ou apporter les corrections nécessaires. Attention ! Le frais de scolarité (5000 Fcfa) de MAMADOU HADY MBALLO en 1ére année de Primaire est relativement élevé par rapport aux autres frais de scolarités observés dans cette zone. Prière de corriger ou de confirmer avec le QG. </w:t>
         <w:br/>
-        <w:t xml:space="preserve">- Peu probable! RAMATOULAYE  MBALLO  n'arrive pas  à comprendre un petit texte lu dans une langue locale (s02q03). Veuillez corriger ou donner des explications au QG. </w:t>
+        <w:t xml:space="preserve">- Peu probable! RAMATOULAYE  MBALLO  n'arrive pas  à comprendre un petit texte lu dans une langue locale (s02q03). Veuillez corriger ou donner des explications au QG. Attention ! Le frais de scolarité (5000 Fcfa) de RAMATOULAYE  MBALLO en 6ème année de Primaire est relativement élevé par rapport aux autres frais de scolarités observés dans cette zone. Prière de corriger ou de confirmer avec le QG. </w:t>
         <w:br/>
-        <w:t xml:space="preserve">- Peu probable! RAMATOULAYE Siradio Mballo  n'arrive pas  à comprendre un petit texte lu dans une langue locale (s02q03). Veuillez corriger ou donner des explications au QG. </w:t>
+        <w:t xml:space="preserve">- Peu probable! RAMATOULAYE Siradio Mballo  n'arrive pas  à comprendre un petit texte lu dans une langue locale (s02q03). Veuillez corriger ou donner des explications au QG. Attention ! Le frais de scolarité (6000 Fcfa) de RAMATOULAYE Siradio Mballo en 6ème année de Primaire est relativement élevé par rapport aux autres frais de scolarités observés dans cette zone. Prière de corriger ou de confirmer avec le QG. </w:t>
         <w:br/>
         <w:t xml:space="preserve">- Peu probable! SALIMATOU  siradio Mballo  n'arrive pas  à comprendre un petit texte lu dans une langue locale (s02q03). Veuillez corriger ou donner des explications au QG. Attention ! Le frais de scolarité (4000 Fcfa) de SALIMATOU  siradio Mballo en 1ére année de Primaire est relativement élevé par rapport aux autres frais de scolarités observés dans cette zone. Prière de corriger ou de confirmer avec le QG. </w:t>
         <w:br/>
@@ -4818,7 +4855,7 @@
         <w:rPr>
           <w:sz w:val="20"/>
         </w:rPr>
-        <w:t>- Attention ! Le prix unitaire d'achat (100 Fcfa) de Piment frais en Pièce (Petit) est relativement élevé par rapport aux autres prix observés dans cette zone. Prière de corriger ou de confirmer avec le QG. Attention ! Le prix unitaire d'achat (100 Fcfa) de Poivre en Sachets (Petit) est relativement élevé par rapport aux autres prix observés dans cette zone. Prière de corriger ou de confirmer avec le QG. Attention ! Le prix unitaire d'achat (416.6667 Fcfa) de Huile de palme brute en Litre (taille unique) est relativement faible par rapport aux autres prix observés dans cette zone. Prière de corriger ou de confirmer avec le QG. Attention ! Le prix unitaire d'achat (50 Fcfa) de Choux en Morceau (Portion) (Petit) est relativement faible par rapport aux autres prix observés dans cette zone. Prière de corriger ou de confirmer avec le QG. Avertissement!! La quantité (4 litre) du produit Huile d'arachide raffinée consommée  par le ménage semble très élevé, prière de corriger ou confirmer avec le QG. Avertissement!! le prix unitaire (100 Fcfa) de Thé en sachet (unité: Sachets) de taille Petit est très faible ou élevé. Prière de corriger ou de confirmer avec le QG. Avertissement!!! Le ménage a consommé 20 Pièce Moyen de Capitaine frais, cette quantité semble anormale pour une consommation des 7 derniers jours.Prière de corriger ou de confirmer avec le QG. Attention ! Le prix unitaire d'achat (400 Fcfa) de Capitaine frais en Pièce (Moyen) est relativement élevé par rapport aux autres prix observés dans cette zone. Prière de corriger ou de confirmer avec le QG. Avertissement!!! Le ménage a consommé 38 Cuillère Petit de Sel, cette quantité semble anormale pour une consommation des 7 derniers jours.Prière de corriger ou de confirmer avec le QG. Avertissement!!! Le ménage a consommé 8 Sachets Petit de Mâchoiron séchée (Kon), cette quantité semble anormale pour une consommation des 7 derniers jours.Prière de corriger ou de confirmer avec le QG. Avertissement!!! Le ménage a consommé 9 Pièce Petit de Carpe séchée, cette quantité semble anormale pour une consommation des 7 derniers jours.Prière de corriger ou de confirmer avec le QG. Avertissement!!!Le ménage a consommé 45 Cube de Petit de Cube alimentaire (Maggi, Jumbo, )  ce qui semble incoherent pour une consommation aucours des 7 derniers jours, prière de verifier et corriger. Avertissement!!! Le ménage a consommé 45 Cube Petit de Cube alimentaire (Maggi, Jumbo, ), cette quantité semble anormale pour une consommation des 7 derniers jours.Prière de corriger ou de confirmer avec le QG. Avertissement!!!Le ménage a consommé 56 miche de Petit de Pain traditionnel (Baguette)  ce qui semble incoherent pour une consommation aucours des 7 derniers jours, prière de verifier et corriger. Incohérence!! Dans ce ménage, chaque individus consomme par jour 15.52976 Kg  de cereale; Prière de revoir les quantités prises de ces produits.</w:t>
+        <w:t>- Attention ! Le prix unitaire d'achat (100 Fcfa) de Piment frais en Pièce (Petit) est relativement élevé par rapport aux autres prix observés dans cette zone. Prière de corriger ou de confirmer avec le QG. Attention ! Le prix unitaire d'achat (100 Fcfa) de Poivre en Sachets (Petit) est relativement élevé par rapport aux autres prix observés dans cette zone. Prière de corriger ou de confirmer avec le QG. Attention ! Le prix unitaire d'achat (25 Fcfa) de Feuilles de patate en Sachets (Petit) est relativement faible par rapport aux autres prix observés dans cette zone. Prière de corriger ou de confirmer avec le QG. Attention ! Le prix unitaire d'achat (416.6667 Fcfa) de Huile de palme brute en Litre (taille unique) est relativement faible par rapport aux autres prix observés dans cette zone. Prière de corriger ou de confirmer avec le QG. Attention ! Le prix unitaire d'achat (50 Fcfa) de Choux en Morceau (Portion) (Petit) est relativement faible par rapport aux autres prix observés dans cette zone. Prière de corriger ou de confirmer avec le QG. Attention ! Le prix unitaire d'achat (50 Fcfa) de Noix de cola en Pièce (Petit) est relativement faible par rapport aux autres prix observés dans cette zone. Prière de corriger ou de confirmer avec le QG. Avertissement!! La quantité (4 litre) du produit Huile d'arachide raffinée consommée  par le ménage semble très élevé, prière de corriger ou confirmer avec le QG. Attention ! Le prix unitaire d'achat (1000 Fcfa) de Huile d'arachide raffinée en Litre (taille unique) est relativement faible par rapport aux autres prix observés dans cette zone. Prière de corriger ou de confirmer avec le QG. Avertissement!! le prix unitaire (100 Fcfa) de Thé en sachet (unité: Sachets) de taille Petit est très faible ou élevé. Prière de corriger ou de confirmer avec le QG. Avertissement!!! Le ménage a consommé 20 Pièce Moyen de Capitaine frais, cette quantité semble anormale pour une consommation des 7 derniers jours.Prière de corriger ou de confirmer avec le QG. Attention ! Le prix unitaire d'achat (400 Fcfa) de Capitaine frais en Pièce (Moyen) est relativement élevé par rapport aux autres prix observés dans cette zone. Prière de corriger ou de confirmer avec le QG. Avertissement!!! Le ménage a consommé 38 Cuillère Petit de Sel, cette quantité semble anormale pour une consommation des 7 derniers jours.Prière de corriger ou de confirmer avec le QG. Avertissement!!! Le ménage a consommé 8 Sachets Petit de Mâchoiron séchée (Kon), cette quantité semble anormale pour une consommation des 7 derniers jours.Prière de corriger ou de confirmer avec le QG. Avertissement!!! Le ménage a consommé 9 Pièce Petit de Carpe séchée, cette quantité semble anormale pour une consommation des 7 derniers jours.Prière de corriger ou de confirmer avec le QG. Avertissement!!!Le ménage a consommé 45 Cube de Petit de Cube alimentaire (Maggi, Jumbo, )  ce qui semble incoherent pour une consommation aucours des 7 derniers jours, prière de verifier et corriger. Avertissement!!! Le ménage a consommé 45 Cube Petit de Cube alimentaire (Maggi, Jumbo, ), cette quantité semble anormale pour une consommation des 7 derniers jours.Prière de corriger ou de confirmer avec le QG. Avertissement!!!Le ménage a consommé 56 miche de Petit de Pain traditionnel (Baguette)  ce qui semble incoherent pour une consommation aucours des 7 derniers jours, prière de verifier et corriger. Incohérence!! Dans ce ménage, chaque individus consomme par jour 25.06944 Kg  de cereale; Prière de revoir les quantités prises de ces produits.</w:t>
       </w:r>
     </w:p>
     <w:p>
@@ -4948,6 +4985,8 @@
         <w:rPr>
           <w:sz w:val="20"/>
         </w:rPr>
+        <w:t xml:space="preserve">- Attention ! Faucheuse a été achété à 1500 Fcfa est relativement élevé par rapport aux autres prix d'achat observés dans cette zone. Prière de corriger ou de confirmer avec le QG. Attention ! Faucheuse a été revendu à 1500 Fcfa qui est relativement élevé par rapport aux autres prix de revente observés dans cette zone. Prière de corriger ou de confirmer avec le QG. </w:t>
+        <w:br/>
         <w:t>- Attention ! Machette a été revendu à 2500 Fcfa qui est relativement élevé par rapport aux autres prix de revente observés dans cette zone. Prière de corriger ou de confirmer avec le QG.</w:t>
       </w:r>
     </w:p>
@@ -5284,6 +5323,8 @@
         <w:rPr>
           <w:sz w:val="20"/>
         </w:rPr>
+        <w:t xml:space="preserve">- Attention ! Le frais de scolarité (2000 Fcfa) de abdoul aziz mballo en 1ére année de Primaire est relativement élevé par rapport aux autres frais de scolarités observés dans cette zone. Prière de corriger ou de confirmer avec le QG. </w:t>
+        <w:br/>
         <w:t xml:space="preserve">- Peu probable! Mouhamadou hady mballo  n'arrive pas  à comprendre un petit texte lu dans une langue locale (s02q03). Veuillez corriger ou donner des explications au QG. Peu probable! Mouhamadou hady mballo  ne sait ni lire, ni écrire, ni comprendre dans aucune des langues  (s02q01,s02q02,s02q03). Veuillez corriger ou donner des explications au QG. </w:t>
         <w:br/>
         <w:t xml:space="preserve">- Peu probable! ansatou mballo  n'arrive pas  à comprendre un petit texte lu dans une langue locale (s02q03). Veuillez corriger ou donner des explications au QG. Peu probable! ansatou mballo  ne sait ni lire, ni écrire, ni comprendre dans aucune des langues  (s02q01,s02q02,s02q03). Veuillez corriger ou donner des explications au QG. </w:t>
@@ -5315,7 +5356,7 @@
         <w:rPr>
           <w:sz w:val="20"/>
         </w:rPr>
-        <w:t>- Attention ! Soupçons de quantité anormale! Le ménage de MAMADOU HADY MBALLO avec une taille de 7 personnes a consommé 20 miche en Moyen de Pain traditionnel (Baguette) qui est relativement élevé comme consommation par rapport à la condition de vie des autres ménages de même taille dans cette zone. Prière de corriger ou de confirmer avec le QG. Avertissement!! le prix unitaire (100 Fcfa) de Thé en sachet (unité: Sachets) de taille Petit est très faible ou élevé. Prière de corriger ou de confirmer avec le QG. Avertissement!!! Le ménage a consommé 10 Pièce Moyen de Capitaine frais, cette quantité semble anormale pour une consommation des 7 derniers jours.Prière de corriger ou de confirmer avec le QG. Incohérence!! Dans ce ménage, chaque individus consomme par jour 29.78306 Kg  de cereale; Prière de revoir les quantités prises de ces produits.</w:t>
+        <w:t>- Avertissement!! le prix unitaire (100 Fcfa) de Thé en sachet (unité: Sachets) de taille Petit est très faible ou élevé. Prière de corriger ou de confirmer avec le QG. Avertissement!!! Le ménage a consommé 10 Pièce Moyen de Capitaine frais, cette quantité semble anormale pour une consommation des 7 derniers jours.Prière de corriger ou de confirmer avec le QG. Incohérence!! Dans ce ménage, chaque individus consomme par jour 58.01266 Kg  de cereale; Prière de revoir les quantités prises de ces produits.</w:t>
       </w:r>
     </w:p>
     <w:p>
@@ -5873,7 +5914,7 @@
         <w:rPr>
           <w:sz w:val="20"/>
         </w:rPr>
-        <w:t>- Avertissement!!! Le ménage a consommé 10 Pièce Moyen de Poisson frais type 11, cette quantité semble anormale pour une consommation des 7 derniers jours.Prière de corriger ou de confirmer avec le QG. Avertissement!!! Le ménage a consommé 14 Sachets Petit de Sucre en poudre , cette quantité semble anormale pour une consommation des 7 derniers jours.Prière de corriger ou de confirmer avec le QG. Avertissement!!! Le ménage a consommé 4 Cuillère Moyen de Pâte d'arachide, cette quantité semble anormale pour une consommation des 7 derniers jours. Etes vous sur d'avoir selectionner la bonne unitée ? prière de verifier et corriger. Incohérence!! Dans ce ménage, chaque individus consomme par jour 25.30625 Kg  de cereale; Prière de revoir les quantités prises de ces produits.</w:t>
+        <w:t>- Attention ! Le prix unitaire d'achat (100 Fcfa) de Feuilles de patate en Sachets (Petit) est relativement élevé par rapport aux autres prix observés dans cette zone. Prière de corriger ou de confirmer avec le QG. Avertissement!!! Le ménage a consommé 10 Pièce Moyen de Poisson frais type 11, cette quantité semble anormale pour une consommation des 7 derniers jours.Prière de corriger ou de confirmer avec le QG. Avertissement!!! Le ménage a consommé 14 Sachets Petit de Sucre en poudre , cette quantité semble anormale pour une consommation des 7 derniers jours.Prière de corriger ou de confirmer avec le QG. Avertissement!!! Le ménage a consommé 4 Cuillère Moyen de Pâte d'arachide, cette quantité semble anormale pour une consommation des 7 derniers jours. Etes vous sur d'avoir selectionner la bonne unitée ? prière de verifier et corriger. Incohérence!! Dans ce ménage, chaque individus consomme par jour 46.61607 Kg  de cereale; Prière de revoir les quantités prises de ces produits.</w:t>
       </w:r>
     </w:p>
     <w:p>
@@ -6004,6 +6045,27 @@
           <w:sz w:val="20"/>
         </w:rPr>
         <w:t>- La somme des quantités consommées, des quantités offertes et  des quantités vendus (s16dq02a s16dq03a s16dq05a s16dq13a) depasse la quantité totale que le ménage a eu après la recolte (s16cq16a), prière de corriger. La quantité de s16dq05a estimée en Kg est incohérente avec la prise dans la question s16dq05c, prière de bien estimer et mettre la valeur exacte.</w:t>
+      </w:r>
+    </w:p>
+    <w:p>
+      <w:r>
+        <w:rPr>
+          <w:b/>
+          <w:color w:val="4672C4"/>
+          <w:sz w:val="22"/>
+        </w:rPr>
+        <w:t>&gt;&gt; Section19 - Equipements agricoles</w:t>
+      </w:r>
+    </w:p>
+    <w:p>
+      <w:pPr>
+        <w:ind w:left="283"/>
+      </w:pPr>
+      <w:r>
+        <w:rPr>
+          <w:sz w:val="20"/>
+        </w:rPr>
+        <w:t>- Attention ! Charrettes a été revendu à 145000 Fcfa qui est relativement élevé par rapport aux autres prix de revente observés dans cette zone. Prière de corriger ou de confirmer avec le QG.</w:t>
       </w:r>
     </w:p>
     <w:p>
@@ -6349,6 +6411,27 @@
           <w:color w:val="4672C4"/>
           <w:sz w:val="22"/>
         </w:rPr>
+        <w:t>&gt;&gt; Section1 - Caracteristiques des membres</w:t>
+      </w:r>
+    </w:p>
+    <w:p>
+      <w:pPr>
+        <w:ind w:left="283"/>
+      </w:pPr>
+      <w:r>
+        <w:rPr>
+          <w:sz w:val="20"/>
+        </w:rPr>
+        <w:t>- Attention ! Le montant (4000 Fcfa) dépensé ou reçu en cadeau pour les recharges internet ou de forfaits de données mobiles(hors appels vocaux), aucours des 30 derniers jours de  FATOUMATA DIAO est relativement élevé par rapport aux autres montants depansés observés dans cette zone. Prière de corriger ou de confirmer avec le QG.</w:t>
+      </w:r>
+    </w:p>
+    <w:p>
+      <w:r>
+        <w:rPr>
+          <w:b/>
+          <w:color w:val="4672C4"/>
+          <w:sz w:val="22"/>
+        </w:rPr>
         <w:t>&gt;&gt; Section2 - Education</w:t>
       </w:r>
     </w:p>
@@ -6439,7 +6522,7 @@
         <w:rPr>
           <w:sz w:val="20"/>
         </w:rPr>
-        <w:t>- Attention ! Le prix unitaire d'achat (100 Fcfa) de Vinaigre de vin en Sachets (Petit) est relativement élevé par rapport aux autres prix observés dans cette zone. Prière de corriger ou de confirmer avec le QG. Attention ! Le prix unitaire d'achat (250 Fcfa) de Café en poudre soluble en Sachets industriel (Petit) est relativement élevé par rapport aux autres prix observés dans cette zone. Prière de corriger ou de confirmer avec le QG. Avertissement!! le prix unitaire (100 Fcfa) de Thé en sachet (unité: Sachets) de taille Petit est très faible ou élevé. Prière de corriger ou de confirmer avec le QG. Avertissement!!! Le ménage a consommé 14 Sachets Petit de Sucre en poudre , cette quantité semble anormale pour une consommation des 7 derniers jours.Prière de corriger ou de confirmer avec le QG. Avertissement!!! Le ménage a consommé 6 Cuillère Moyen de Pâte d'arachide, cette quantité semble anormale pour une consommation des 7 derniers jours. Etes vous sur d'avoir selectionner la bonne unitée ? prière de verifier et corriger. Incoherence!!! Le ménage a consommé 3 Cuillère Petit de Farine de blé locale ou importée, cette quantité semble anormale pour une consommation des 7 derniers jours, prière de verifier et corriger. Incohérence!! Dans ce ménage, chaque individus consomme par jour 26.07524 Kg  de cereale; Prière de revoir les quantités prises de ces produits. Le prix d'achat unitaire (1 Fcfa) de Capitaine frais en Pièce de taille Moyen  est invraisemblable, prière de regarder les reponses prises dans les questions s07bq07a s07bq07b s07bq07c s07bq08 pour mieux corriger.</w:t>
+        <w:t>- Attention ! Le prix unitaire d'achat (100 Fcfa) de Vinaigre de vin en Sachets (Petit) est relativement élevé par rapport aux autres prix observés dans cette zone. Prière de corriger ou de confirmer avec le QG. Attention ! Le prix unitaire d'achat (250 Fcfa) de Café en poudre soluble en Sachets industriel (Petit) est relativement élevé par rapport aux autres prix observés dans cette zone. Prière de corriger ou de confirmer avec le QG. Avertissement!! le prix unitaire (100 Fcfa) de Thé en sachet (unité: Sachets) de taille Petit est très faible ou élevé. Prière de corriger ou de confirmer avec le QG. Avertissement!!! Le ménage a consommé 14 Sachets Petit de Sucre en poudre , cette quantité semble anormale pour une consommation des 7 derniers jours.Prière de corriger ou de confirmer avec le QG. Avertissement!!! Le ménage a consommé 6 Cuillère Moyen de Pâte d'arachide, cette quantité semble anormale pour une consommation des 7 derniers jours. Etes vous sur d'avoir selectionner la bonne unitée ? prière de verifier et corriger. Incoherence!!! Le ménage a consommé 3 Cuillère Petit de Farine de blé locale ou importée, cette quantité semble anormale pour une consommation des 7 derniers jours, prière de verifier et corriger. Incohérence!! Dans ce ménage, chaque individus consomme par jour 67.18032 Kg  de cereale; Prière de revoir les quantités prises de ces produits. Le prix d'achat unitaire (1 Fcfa) de Capitaine frais en Pièce de taille Moyen  est invraisemblable, prière de regarder les reponses prises dans les questions s07bq07a s07bq07b s07bq07c s07bq08 pour mieux corriger. Attention ! Le prix unitaire d'achat (1 Fcfa) de Capitaine frais en Pièce (Moyen) est relativement faible par rapport aux autres prix observés dans cette zone. Prière de corriger ou de confirmer avec le QG.</w:t>
       </w:r>
     </w:p>
     <w:p>
@@ -6529,8 +6612,6 @@
         <w:rPr>
           <w:sz w:val="20"/>
         </w:rPr>
-        <w:t xml:space="preserve">- Attention ! Le ménage a acheté 2 Ovins (Moutons) à 180000 donc un prix unitaire d'achat (90000 Fcfa) qui  est relativement elevé par rapport aux autres prix observés dans cette zone. Prière de corriger ou de confirmer avec le QG. </w:t>
-        <w:br/>
         <w:t>- Avertissement! Le prix de vente (450000 Fcfa) d'un Bovin est trop petit ou élevé . Veuillez confirmer ces informations avec le QG ou apporter les corrections nécessaires.</w:t>
       </w:r>
     </w:p>
@@ -6553,8 +6634,6 @@
           <w:sz w:val="20"/>
         </w:rPr>
         <w:t xml:space="preserve">- Attention ! Charrue a été revendu à 100000 Fcfa qui est relativement élevé par rapport aux autres prix de revente observés dans cette zone. Prière de corriger ou de confirmer avec le QG. </w:t>
-        <w:br/>
-        <w:t xml:space="preserve">- Attention ! Hache/pioche a été revendu à 5000 Fcfa qui est relativement élevé par rapport aux autres prix de revente observés dans cette zone. Prière de corriger ou de confirmer avec le QG. </w:t>
         <w:br/>
         <w:t>- Attention ! Houe asine a été revendu à 60000 Fcfa qui est relativement élevé par rapport aux autres prix de revente observés dans cette zone. Prière de corriger ou de confirmer avec le QG.</w:t>
       </w:r>
@@ -6915,7 +6994,7 @@
         <w:rPr>
           <w:sz w:val="20"/>
         </w:rPr>
-        <w:t xml:space="preserve">- Attention ! Le frais de scolarité (2000 Fcfa) de RAMATOULAYE  MBALLO en 2ème année de Primaire est relativement élevé par rapport aux autres frais de scolarités observés dans cette zone. Prière de corriger ou de confirmer avec le QG. Attention ! Le frais de scolarité (2400 Fcfa) de RAMATOULAYE  MBALLO en 2ème année de Primaire est relativement élevé par rapport aux autres frais de scolarités observés dans cette zone. Prière de corriger ou de confirmer avec le QG. </w:t>
+        <w:t xml:space="preserve">- Attention ! Le frais de scolarité (2000 Fcfa) de RAMATOULAYE  MBALLO en 2ème année de Primaire est relativement élevé par rapport aux autres frais de scolarités observés dans cette zone. Prière de corriger ou de confirmer avec le QG. </w:t>
         <w:br/>
         <w:t xml:space="preserve">- Peu probable! ANSSAROU DIAO  n'arrive pas  à comprendre un petit texte lu dans une langue locale (s02q03). Veuillez corriger ou donner des explications au QG. Peu probable! ANSSAROU DIAO  ne sait ni lire, ni écrire, ni comprendre dans aucune des langues  (s02q01,s02q02,s02q03). Veuillez corriger ou donner des explications au QG. </w:t>
         <w:br/>
@@ -7023,7 +7102,7 @@
         <w:rPr>
           <w:sz w:val="20"/>
         </w:rPr>
-        <w:t>- Attention ! Le prix unitaire d'achat (100 Fcfa) de Piment séché en Sachets (Petit) est relativement élevé par rapport aux autres prix observés dans cette zone. Prière de corriger ou de confirmer avec le QG. Attention ! Le prix unitaire d'achat (150 Fcfa) de Choux en Morceau (Portion) (Moyen) est relativement élevé par rapport aux autres prix observés dans cette zone. Prière de corriger ou de confirmer avec le QG. Attention ! Le prix unitaire d'achat (250 Fcfa) de Café en poudre soluble en Sachets industriel (Petit) est relativement élevé par rapport aux autres prix observés dans cette zone. Prière de corriger ou de confirmer avec le QG. Avertissement!! le prix unitaire (100 Fcfa) de Thé en sachet (unité: Sachets) de taille Petit est très faible ou élevé. Prière de corriger ou de confirmer avec le QG. Avertissement!!! Le ménage a consommé 4 Cuillère Moyen de Pâte d'arachide, cette quantité semble anormale pour une consommation des 7 derniers jours. Etes vous sur d'avoir selectionner la bonne unitée ? prière de verifier et corriger. Avertissement!!! Le ménage a consommé 8 Pièce Moyen de Capitaine frais, cette quantité semble anormale pour une consommation des 7 derniers jours.Prière de corriger ou de confirmer avec le QG. Incohérence!! Dans ce ménage, chaque individus consomme par jour 16.45407 Kg  de cereale; Prière de revoir les quantités prises de ces produits.</w:t>
+        <w:t>- Attention ! Le prix unitaire d'achat (100 Fcfa) de Piment séché en Sachets (Petit) est relativement élevé par rapport aux autres prix observés dans cette zone. Prière de corriger ou de confirmer avec le QG. Attention ! Le prix unitaire d'achat (250 Fcfa) de Café en poudre soluble en Sachets industriel (Petit) est relativement élevé par rapport aux autres prix observés dans cette zone. Prière de corriger ou de confirmer avec le QG. Avertissement!! le prix unitaire (100 Fcfa) de Thé en sachet (unité: Sachets) de taille Petit est très faible ou élevé. Prière de corriger ou de confirmer avec le QG. Avertissement!!! Le ménage a consommé 4 Cuillère Moyen de Pâte d'arachide, cette quantité semble anormale pour une consommation des 7 derniers jours. Etes vous sur d'avoir selectionner la bonne unitée ? prière de verifier et corriger. Avertissement!!! Le ménage a consommé 8 Pièce Moyen de Capitaine frais, cette quantité semble anormale pour une consommation des 7 derniers jours.Prière de corriger ou de confirmer avec le QG. Incohérence!! Dans ce ménage, chaque individus consomme par jour 29.31736 Kg  de cereale; Prière de revoir les quantités prises de ces produits.</w:t>
       </w:r>
     </w:p>
     <w:p>
@@ -7134,7 +7213,7 @@
         </w:rPr>
         <w:t xml:space="preserve">- Attention ! Machette a été revendu à 3000 Fcfa qui est relativement élevé par rapport aux autres prix de revente observés dans cette zone. Prière de corriger ou de confirmer avec le QG. </w:t>
         <w:br/>
-        <w:t>- Incohérence!! Le prix de revente de Faucheuse dans cette section 19 ne doit pas être égal 0 même si le ménage l'a reçu en cadeau prière de leurs aider à faire une estimation.</w:t>
+        <w:t>- Incohérence!! Le prix de revente de Faucheuse dans cette section 19 ne doit pas être égal 0 même si le ménage l'a reçu en cadeau prière de leurs aider à faire une estimation. Attention ! Faucheuse a été achété à 1500 Fcfa est relativement élevé par rapport aux autres prix d'achat observés dans cette zone. Prière de corriger ou de confirmer avec le QG.</w:t>
       </w:r>
     </w:p>
     <w:p>
